--- a/explanations/Sprint-Pipeline-Swimlane.docx
+++ b/explanations/Sprint-Pipeline-Swimlane.docx
@@ -13,7 +13,7 @@
     </w:p>
     <w:p>
       <w:r>
-        <w:t>Auto-generated 2026-07-02 05:23 UTC</w:t>
+        <w:t>Auto-generated 2026-07-22 15:31 UTC</w:t>
       </w:r>
     </w:p>
     <w:p>
@@ -84,7 +84,7 @@
           </w:tcPr>
           <w:p>
             <w:r>
-              <w:t>Environment, packages, DATA path</w:t>
+              <w:t>Environment, packages, DATA path, GPU/CPU PyTorch</w:t>
             </w:r>
           </w:p>
         </w:tc>
@@ -94,7 +94,7 @@
           </w:tcPr>
           <w:p>
             <w:r>
-              <w:t>Cells 1, 5</w:t>
+              <w:t>Part bootstrap / Cells 1, 5</w:t>
             </w:r>
           </w:p>
         </w:tc>
@@ -106,7 +106,7 @@
           </w:tcPr>
           <w:p>
             <w:r>
-              <w:t>Sprint 1-2</w:t>
+              <w:t>Part 01</w:t>
             </w:r>
           </w:p>
         </w:tc>
@@ -116,7 +116,7 @@
           </w:tcPr>
           <w:p>
             <w:r>
-              <w:t>Data, EDA, statistics, preprocessing, features</w:t>
+              <w:t>Charter, Toronto/DfT/SDOT EDA, Paper 2, features</w:t>
             </w:r>
           </w:p>
         </w:tc>
@@ -126,7 +126,7 @@
           </w:tcPr>
           <w:p>
             <w:r>
-              <w:t>Sections 1-5</w:t>
+              <w:t>01_charter_eda_features.ipynb</w:t>
             </w:r>
           </w:p>
         </w:tc>
@@ -138,7 +138,7 @@
           </w:tcPr>
           <w:p>
             <w:r>
-              <w:t>Sprint 2</w:t>
+              <w:t>Part 02</w:t>
             </w:r>
           </w:p>
         </w:tc>
@@ -148,7 +148,7 @@
           </w:tcPr>
           <w:p>
             <w:r>
-              <w:t>Vision, tabular ML, ethics, model comparison</w:t>
+              <w:t>Vision Brain: RSCD cache, ResNet18, AE compare/select</w:t>
             </w:r>
           </w:p>
         </w:tc>
@@ -158,7 +158,7 @@
           </w:tcPr>
           <w:p>
             <w:r>
-              <w:t>Sections 6-8, 7</w:t>
+              <w:t>02_vision_brain.ipynb</w:t>
             </w:r>
           </w:p>
         </w:tc>
@@ -170,7 +170,7 @@
           </w:tcPr>
           <w:p>
             <w:r>
-              <w:t>Sprint 3</w:t>
+              <w:t>Part 03</w:t>
             </w:r>
           </w:p>
         </w:tc>
@@ -180,7 +180,7 @@
           </w:tcPr>
           <w:p>
             <w:r>
-              <w:t>NLP fusion, Safety Score, SHAP, deployment</w:t>
+              <w:t>Tabular ML, SMOTE, GridSearch, ethics, model pick</w:t>
             </w:r>
           </w:p>
         </w:tc>
@@ -190,7 +190,39 @@
           </w:tcPr>
           <w:p>
             <w:r>
-              <w:t>Section 10</w:t>
+              <w:t>03_tabular_ml.ipynb</w:t>
+            </w:r>
+          </w:p>
+        </w:tc>
+      </w:tr>
+      <w:tr>
+        <w:tc>
+          <w:tcPr>
+            <w:tcW w:type="dxa" w:w="2880"/>
+          </w:tcPr>
+          <w:p>
+            <w:r>
+              <w:t>Part 04</w:t>
+            </w:r>
+          </w:p>
+        </w:tc>
+        <w:tc>
+          <w:tcPr>
+            <w:tcW w:type="dxa" w:w="2880"/>
+          </w:tcPr>
+          <w:p>
+            <w:r>
+              <w:t>NLP, Safety Score S, SHAP, serialize models/</w:t>
+            </w:r>
+          </w:p>
+        </w:tc>
+        <w:tc>
+          <w:tcPr>
+            <w:tcW w:type="dxa" w:w="2880"/>
+          </w:tcPr>
+          <w:p>
+            <w:r>
+              <w:t>04_fusion_deploy.ipynb</w:t>
             </w:r>
           </w:p>
         </w:tc>
@@ -212,7 +244,7 @@
           </w:tcPr>
           <w:p>
             <w:r>
-              <w:t>Live map demo</w:t>
+              <w:t>Live Open-Meteo + 511, Flask desktop/mobile demo</w:t>
             </w:r>
           </w:p>
         </w:tc>
@@ -222,7 +254,7 @@
           </w:tcPr>
           <w:p>
             <w:r>
-              <w:t>demo/api_server.py</w:t>
+              <w:t>demo/ :5050 / :5051</w:t>
             </w:r>
           </w:p>
         </w:tc>
@@ -241,7 +273,7 @@
         <w:pStyle w:val="Heading3"/>
       </w:pPr>
       <w:r>
-        <w:t>LANE: Environment Setup</w:t>
+        <w:t>LANE: Setup and Repo Layout</w:t>
       </w:r>
     </w:p>
     <w:p>
@@ -249,7 +281,7 @@
         <w:rPr>
           <w:i/>
         </w:rPr>
-        <w:t>Sprint: Setup  |  Sections: Cells 1, 5</w:t>
+        <w:t>Sprint: Setup  |  Sections: Part bootstrap / .venv</w:t>
       </w:r>
     </w:p>
     <w:tbl>
@@ -323,7 +355,7 @@
           </w:tcPr>
           <w:p>
             <w:r>
-              <w:t>Environment Setup</w:t>
+              <w:t>Environment</w:t>
             </w:r>
           </w:p>
         </w:tc>
@@ -333,7 +365,7 @@
           </w:tcPr>
           <w:p>
             <w:r>
-              <w:t>Detect runtime; install packages; resolve DATA path.</w:t>
+              <w:t>Python 3.10 venv; CUDA or CPU PyTorch; resolve DATA path.</w:t>
             </w:r>
           </w:p>
         </w:tc>
@@ -365,7 +397,7 @@
           </w:tcPr>
           <w:p>
             <w:r>
-              <w:t>Imports</w:t>
+              <w:t>Notebook Split</w:t>
             </w:r>
           </w:p>
         </w:tc>
@@ -375,7 +407,7 @@
           </w:tcPr>
           <w:p>
             <w:r>
-              <w:t>Load libraries; confirm SMOTE/LGBM/PyTorch.</w:t>
+              <w:t>Work in parts/01–04; sync to master notebook.</w:t>
             </w:r>
           </w:p>
         </w:tc>
@@ -385,7 +417,7 @@
           </w:tcPr>
           <w:p>
             <w:r>
-              <w:t>Libraries ready</w:t>
+              <w:t>sync_notebook_parts.py</w:t>
             </w:r>
           </w:p>
         </w:tc>
@@ -397,7 +429,7 @@
         <w:pStyle w:val="Heading3"/>
       </w:pPr>
       <w:r>
-        <w:t>LANE: Sprint 1-2 - Data and EDA</w:t>
+        <w:t>LANE: Part 01 - Charter, EDA, Features</w:t>
       </w:r>
     </w:p>
     <w:p>
@@ -405,7 +437,7 @@
         <w:rPr>
           <w:i/>
         </w:rPr>
-        <w:t>Sprint: Sprint 1-2  |  Sections: Sections 1-2</w:t>
+        <w:t>Sprint: Part 01  |  Sections: 01_charter_eda_features.ipynb</w:t>
       </w:r>
     </w:p>
     <w:tbl>
@@ -489,7 +521,7 @@
           </w:tcPr>
           <w:p>
             <w:r>
-              <w:t>Read Toronto + DfT CSVs.</w:t>
+              <w:t>Toronto TPS + UK DfT + Seattle SDOT.</w:t>
             </w:r>
           </w:p>
         </w:tc>
@@ -499,7 +531,7 @@
           </w:tcPr>
           <w:p>
             <w:r>
-              <w:t>df_toronto, dft</w:t>
+              <w:t>df_toronto, dft, df_paper2_merged</w:t>
             </w:r>
           </w:p>
         </w:tc>
@@ -521,7 +553,7 @@
           </w:tcPr>
           <w:p>
             <w:r>
-              <w:t>Descriptive Statistics</w:t>
+              <w:t>EDA and Paper 2</w:t>
             </w:r>
           </w:p>
         </w:tc>
@@ -531,7 +563,7 @@
           </w:tcPr>
           <w:p>
             <w:r>
-              <w:t>Shape, missing values, numeric summaries.</w:t>
+              <w:t>Reproduce hazard tables; calibrate E weights.</w:t>
             </w:r>
           </w:p>
         </w:tc>
@@ -541,7 +573,7 @@
           </w:tcPr>
           <w:p>
             <w:r>
-              <w:t>Data quality baseline</w:t>
+              <w:t>Paper 2 stats</w:t>
             </w:r>
           </w:p>
         </w:tc>
@@ -563,7 +595,7 @@
           </w:tcPr>
           <w:p>
             <w:r>
-              <w:t>SEVERITY target</w:t>
+              <w:t>SEVERITY Target</w:t>
             </w:r>
           </w:p>
         </w:tc>
@@ -573,7 +605,7 @@
           </w:tcPr>
           <w:p>
             <w:r>
-              <w:t>Engineer 3-class label; class distribution.</w:t>
+              <w:t>Engineer 0/1/2 severity label.</w:t>
             </w:r>
           </w:p>
         </w:tc>
@@ -605,7 +637,7 @@
           </w:tcPr>
           <w:p>
             <w:r>
-              <w:t>Distribution Plots</w:t>
+              <w:t>Features</w:t>
             </w:r>
           </w:p>
         </w:tc>
@@ -615,7 +647,7 @@
           </w:tcPr>
           <w:p>
             <w:r>
-              <w:t>Temporal and spatial EDA charts.</w:t>
+              <w:t>Clean, correlate, 3-method feature vote.</w:t>
             </w:r>
           </w:p>
         </w:tc>
@@ -625,49 +657,7 @@
           </w:tcPr>
           <w:p>
             <w:r>
-              <w:t>6-panel plots</w:t>
-            </w:r>
-          </w:p>
-        </w:tc>
-      </w:tr>
-      <w:tr>
-        <w:tc>
-          <w:tcPr>
-            <w:tcW w:type="dxa" w:w="2160"/>
-          </w:tcPr>
-          <w:p>
-            <w:r>
-              <w:t>7</w:t>
-            </w:r>
-          </w:p>
-        </w:tc>
-        <w:tc>
-          <w:tcPr>
-            <w:tcW w:type="dxa" w:w="2160"/>
-          </w:tcPr>
-          <w:p>
-            <w:r>
-              <w:t>DfT / Paper 2</w:t>
-            </w:r>
-          </w:p>
-        </w:tc>
-        <w:tc>
-          <w:tcPr>
-            <w:tcW w:type="dxa" w:w="2160"/>
-          </w:tcPr>
-          <w:p>
-            <w:r>
-              <w:t>Weather/surface stats; E_index calibration.</w:t>
-            </w:r>
-          </w:p>
-        </w:tc>
-        <w:tc>
-          <w:tcPr>
-            <w:tcW w:type="dxa" w:w="2160"/>
-          </w:tcPr>
-          <w:p>
-            <w:r>
-              <w:t>Paper 2 tables</w:t>
+              <w:t>FINAL_FEATURES</w:t>
             </w:r>
           </w:p>
         </w:tc>
@@ -679,7 +669,7 @@
         <w:pStyle w:val="Heading3"/>
       </w:pPr>
       <w:r>
-        <w:t>LANE: Sprint 1-2 - Preprocess and Features</w:t>
+        <w:t>LANE: Part 02 - Vision Brain</w:t>
       </w:r>
     </w:p>
     <w:p>
@@ -687,7 +677,7 @@
         <w:rPr>
           <w:i/>
         </w:rPr>
-        <w:t>Sprint: Sprint 1-2  |  Sections: Sections 3-5</w:t>
+        <w:t>Sprint: Part 02  |  Sections: 02_vision_brain.ipynb</w:t>
       </w:r>
     </w:p>
     <w:tbl>
@@ -751,6 +741,48 @@
           </w:tcPr>
           <w:p>
             <w:r>
+              <w:t>7</w:t>
+            </w:r>
+          </w:p>
+        </w:tc>
+        <w:tc>
+          <w:tcPr>
+            <w:tcW w:type="dxa" w:w="2160"/>
+          </w:tcPr>
+          <w:p>
+            <w:r>
+              <w:t>RSCD Cache</w:t>
+            </w:r>
+          </w:p>
+        </w:tc>
+        <w:tc>
+          <w:tcPr>
+            <w:tcW w:type="dxa" w:w="2160"/>
+          </w:tcPr>
+          <w:p>
+            <w:r>
+              <w:t>Curate balanced Clear/Wet/Snow (~1086 images).</w:t>
+            </w:r>
+          </w:p>
+        </w:tc>
+        <w:tc>
+          <w:tcPr>
+            <w:tcW w:type="dxa" w:w="2160"/>
+          </w:tcPr>
+          <w:p>
+            <w:r>
+              <w:t>vision_cache/</w:t>
+            </w:r>
+          </w:p>
+        </w:tc>
+      </w:tr>
+      <w:tr>
+        <w:tc>
+          <w:tcPr>
+            <w:tcW w:type="dxa" w:w="2160"/>
+          </w:tcPr>
+          <w:p>
+            <w:r>
               <w:t>8</w:t>
             </w:r>
           </w:p>
@@ -761,7 +793,7 @@
           </w:tcPr>
           <w:p>
             <w:r>
-              <w:t>Toronto Preprocessing</w:t>
+              <w:t>Fine-tune ResNet18</w:t>
             </w:r>
           </w:p>
         </w:tc>
@@ -771,7 +803,7 @@
           </w:tcPr>
           <w:p>
             <w:r>
-              <w:t>Clean data; engineer features.</w:t>
+              <w:t>~78/22 train/val; ImageNet transfer; early stop.</w:t>
             </w:r>
           </w:p>
         </w:tc>
@@ -781,7 +813,7 @@
           </w:tcPr>
           <w:p>
             <w:r>
-              <w:t>df_model</w:t>
+              <w:t>vision_resnet18.pt</w:t>
             </w:r>
           </w:p>
         </w:tc>
@@ -803,7 +835,7 @@
           </w:tcPr>
           <w:p>
             <w:r>
-              <w:t>DfT Preprocessing</w:t>
+              <w:t>Train Autoencoder</w:t>
             </w:r>
           </w:p>
         </w:tc>
@@ -813,7 +845,7 @@
           </w:tcPr>
           <w:p>
             <w:r>
-              <w:t>Encode UK hazard flags.</w:t>
+              <w:t>Clear-Asphalt only; MSE anomaly score.</w:t>
             </w:r>
           </w:p>
         </w:tc>
@@ -823,7 +855,7 @@
           </w:tcPr>
           <w:p>
             <w:r>
-              <w:t>dft_clean</w:t>
+              <w:t>vision_autoencoder.pt</w:t>
             </w:r>
           </w:p>
         </w:tc>
@@ -845,7 +877,7 @@
           </w:tcPr>
           <w:p>
             <w:r>
-              <w:t>Correlation Analysis</w:t>
+              <w:t>Backend Select</w:t>
             </w:r>
           </w:p>
         </w:tc>
@@ -855,7 +887,7 @@
           </w:tcPr>
           <w:p>
             <w:r>
-              <w:t>Pearson, chi-square, point-biserial.</w:t>
+              <w:t>Compare ResNet vs hybrid; pick ResNet-only.</w:t>
             </w:r>
           </w:p>
         </w:tc>
@@ -865,49 +897,7 @@
           </w:tcPr>
           <w:p>
             <w:r>
-              <w:t>Significance tables</w:t>
-            </w:r>
-          </w:p>
-        </w:tc>
-      </w:tr>
-      <w:tr>
-        <w:tc>
-          <w:tcPr>
-            <w:tcW w:type="dxa" w:w="2160"/>
-          </w:tcPr>
-          <w:p>
-            <w:r>
-              <w:t>11</w:t>
-            </w:r>
-          </w:p>
-        </w:tc>
-        <w:tc>
-          <w:tcPr>
-            <w:tcW w:type="dxa" w:w="2160"/>
-          </w:tcPr>
-          <w:p>
-            <w:r>
-              <w:t>Feature Selection</w:t>
-            </w:r>
-          </w:p>
-        </w:tc>
-        <w:tc>
-          <w:tcPr>
-            <w:tcW w:type="dxa" w:w="2160"/>
-          </w:tcPr>
-          <w:p>
-            <w:r>
-              <w:t>3-method voting.</w:t>
-            </w:r>
-          </w:p>
-        </w:tc>
-        <w:tc>
-          <w:tcPr>
-            <w:tcW w:type="dxa" w:w="2160"/>
-          </w:tcPr>
-          <w:p>
-            <w:r>
-              <w:t>8 features selected</w:t>
+              <w:t>vision_meta.json</w:t>
             </w:r>
           </w:p>
         </w:tc>
@@ -919,7 +909,7 @@
         <w:pStyle w:val="Heading3"/>
       </w:pPr>
       <w:r>
-        <w:t>LANE: Sprint 2 - Vision Brain</w:t>
+        <w:t>LANE: Part 03 - Tabular ML and Ethics</w:t>
       </w:r>
     </w:p>
     <w:p>
@@ -927,7 +917,7 @@
         <w:rPr>
           <w:i/>
         </w:rPr>
-        <w:t>Sprint: Sprint 2  |  Sections: Section 6</w:t>
+        <w:t>Sprint: Part 03  |  Sections: 03_tabular_ml.ipynb</w:t>
       </w:r>
     </w:p>
     <w:tbl>
@@ -991,6 +981,48 @@
           </w:tcPr>
           <w:p>
             <w:r>
+              <w:t>11</w:t>
+            </w:r>
+          </w:p>
+        </w:tc>
+        <w:tc>
+          <w:tcPr>
+            <w:tcW w:type="dxa" w:w="2160"/>
+          </w:tcPr>
+          <w:p>
+            <w:r>
+              <w:t>Prepare Tabular</w:t>
+            </w:r>
+          </w:p>
+        </w:tc>
+        <w:tc>
+          <w:tcPr>
+            <w:tcW w:type="dxa" w:w="2160"/>
+          </w:tcPr>
+          <w:p>
+            <w:r>
+              <w:t>80/20 stratified split; SMOTE on train; scale.</w:t>
+            </w:r>
+          </w:p>
+        </w:tc>
+        <w:tc>
+          <w:tcPr>
+            <w:tcW w:type="dxa" w:w="2160"/>
+          </w:tcPr>
+          <w:p>
+            <w:r>
+              <w:t>X_train_sc, X_test_sc</w:t>
+            </w:r>
+          </w:p>
+        </w:tc>
+      </w:tr>
+      <w:tr>
+        <w:tc>
+          <w:tcPr>
+            <w:tcW w:type="dxa" w:w="2160"/>
+          </w:tcPr>
+          <w:p>
+            <w:r>
               <w:t>12</w:t>
             </w:r>
           </w:p>
@@ -1001,7 +1033,7 @@
           </w:tcPr>
           <w:p>
             <w:r>
-              <w:t>Sample Images</w:t>
+              <w:t>Train and Tune</w:t>
             </w:r>
           </w:p>
         </w:tc>
@@ -1011,7 +1043,7 @@
           </w:tcPr>
           <w:p>
             <w:r>
-              <w:t>Load vision_cache grid.</w:t>
+              <w:t>LR/RF/LGBM/DNN/GLU; GridSearchCV.</w:t>
             </w:r>
           </w:p>
         </w:tc>
@@ -1021,7 +1053,7 @@
           </w:tcPr>
           <w:p>
             <w:r>
-              <w:t>Sample images</w:t>
+              <w:t>best_estimators</w:t>
             </w:r>
           </w:p>
         </w:tc>
@@ -1043,7 +1075,7 @@
           </w:tcPr>
           <w:p>
             <w:r>
-              <w:t>Fine-tune ResNet18</w:t>
+              <w:t>Select and Audit</w:t>
             </w:r>
           </w:p>
         </w:tc>
@@ -1053,7 +1085,7 @@
           </w:tcPr>
           <w:p>
             <w:r>
-              <w:t>80/20 train/val; save weights.</w:t>
+              <w:t>MCC/recall compare; fairness register.</w:t>
             </w:r>
           </w:p>
         </w:tc>
@@ -1063,7 +1095,7 @@
           </w:tcPr>
           <w:p>
             <w:r>
-              <w:t>vision_resnet18.pt</w:t>
+              <w:t>rf_tuned.joblib</w:t>
             </w:r>
           </w:p>
         </w:tc>
@@ -1075,7 +1107,7 @@
         <w:pStyle w:val="Heading3"/>
       </w:pPr>
       <w:r>
-        <w:t>LANE: Sprint 2 - Tabular ML</w:t>
+        <w:t>LANE: Part 04 - Fusion and Serialize</w:t>
       </w:r>
     </w:p>
     <w:p>
@@ -1083,7 +1115,7 @@
         <w:rPr>
           <w:i/>
         </w:rPr>
-        <w:t>Sprint: Sprint 2  |  Sections: Section 8</w:t>
+        <w:t>Sprint: Part 04  |  Sections: 04_fusion_deploy.ipynb</w:t>
       </w:r>
     </w:p>
     <w:tbl>
@@ -1157,7 +1189,7 @@
           </w:tcPr>
           <w:p>
             <w:r>
-              <w:t>Data Preparation</w:t>
+              <w:t>NLP Brain</w:t>
             </w:r>
           </w:p>
         </w:tc>
@@ -1167,7 +1199,7 @@
           </w:tcPr>
           <w:p>
             <w:r>
-              <w:t>80/20 split; SMOTE; scaler.</w:t>
+              <w:t>TF-IDF + lexicon on 511-style alerts.</w:t>
             </w:r>
           </w:p>
         </w:tc>
@@ -1177,7 +1209,7 @@
           </w:tcPr>
           <w:p>
             <w:r>
-              <w:t>X_train_sc, X_test_sc</w:t>
+              <w:t>T in [0,1]</w:t>
             </w:r>
           </w:p>
         </w:tc>
@@ -1199,7 +1231,7 @@
           </w:tcPr>
           <w:p>
             <w:r>
-              <w:t>Baselines</w:t>
+              <w:t>Safety Score</w:t>
             </w:r>
           </w:p>
         </w:tc>
@@ -1209,7 +1241,7 @@
           </w:tcPr>
           <w:p>
             <w:r>
-              <w:t>LR, DT, kNN, RF, LGBM.</w:t>
+              <w:t>S=(0.25T+0.35V+0.40E)x100; LOW/MED/HIGH tiers.</w:t>
             </w:r>
           </w:p>
         </w:tc>
@@ -1219,7 +1251,7 @@
           </w:tcPr>
           <w:p>
             <w:r>
-              <w:t>baseline_results</w:t>
+              <w:t>S dashboard</w:t>
             </w:r>
           </w:p>
         </w:tc>
@@ -1241,7 +1273,7 @@
           </w:tcPr>
           <w:p>
             <w:r>
-              <w:t>GridSearchCV</w:t>
+              <w:t>SHAP and Save</w:t>
             </w:r>
           </w:p>
         </w:tc>
@@ -1251,7 +1283,7 @@
           </w:tcPr>
           <w:p>
             <w:r>
-              <w:t>3-fold CV tuning.</w:t>
+              <w:t>Explain RF; serialize artifacts to models/.</w:t>
             </w:r>
           </w:p>
         </w:tc>
@@ -1261,7 +1293,79 @@
           </w:tcPr>
           <w:p>
             <w:r>
-              <w:t>best_estimators</w:t>
+              <w:t>joblib + .pt</w:t>
+            </w:r>
+          </w:p>
+        </w:tc>
+      </w:tr>
+    </w:tbl>
+    <w:p/>
+    <w:p>
+      <w:pPr>
+        <w:pStyle w:val="Heading3"/>
+      </w:pPr>
+      <w:r>
+        <w:t>LANE: Live Inputs</w:t>
+      </w:r>
+    </w:p>
+    <w:p>
+      <w:r>
+        <w:rPr>
+          <w:i/>
+        </w:rPr>
+        <w:t>Sprint: Deployment  |  Sections: demo/live_weather.py, Live_alerts</w:t>
+      </w:r>
+    </w:p>
+    <w:tbl>
+      <w:tblPr>
+        <w:tblStyle w:val="TableGrid"/>
+        <w:tblW w:type="auto" w:w="0"/>
+        <w:tblLook w:firstColumn="1" w:firstRow="1" w:lastColumn="0" w:lastRow="0" w:noHBand="0" w:noVBand="1" w:val="04A0"/>
+      </w:tblPr>
+      <w:tblGrid>
+        <w:gridCol w:w="2160"/>
+        <w:gridCol w:w="2160"/>
+        <w:gridCol w:w="2160"/>
+        <w:gridCol w:w="2160"/>
+      </w:tblGrid>
+      <w:tr>
+        <w:tc>
+          <w:tcPr>
+            <w:tcW w:type="dxa" w:w="2160"/>
+          </w:tcPr>
+          <w:p>
+            <w:r>
+              <w:t>Step</w:t>
+            </w:r>
+          </w:p>
+        </w:tc>
+        <w:tc>
+          <w:tcPr>
+            <w:tcW w:type="dxa" w:w="2160"/>
+          </w:tcPr>
+          <w:p>
+            <w:r>
+              <w:t>Action</w:t>
+            </w:r>
+          </w:p>
+        </w:tc>
+        <w:tc>
+          <w:tcPr>
+            <w:tcW w:type="dxa" w:w="2160"/>
+          </w:tcPr>
+          <w:p>
+            <w:r>
+              <w:t>What Happens</w:t>
+            </w:r>
+          </w:p>
+        </w:tc>
+        <w:tc>
+          <w:tcPr>
+            <w:tcW w:type="dxa" w:w="2160"/>
+          </w:tcPr>
+          <w:p>
+            <w:r>
+              <w:t>Key Output</w:t>
             </w:r>
           </w:p>
         </w:tc>
@@ -1283,7 +1387,7 @@
           </w:tcPr>
           <w:p>
             <w:r>
-              <w:t>Evaluate Tuned</w:t>
+              <w:t>Geocode and Route</w:t>
             </w:r>
           </w:p>
         </w:tc>
@@ -1293,7 +1397,7 @@
           </w:tcPr>
           <w:p>
             <w:r>
-              <w:t>Test metrics; confusion matrices.</w:t>
+              <w:t>Nominatim + OSRM; route midpoint lat/lon.</w:t>
             </w:r>
           </w:p>
         </w:tc>
@@ -1303,7 +1407,7 @@
           </w:tcPr>
           <w:p>
             <w:r>
-              <w:t>df_tuned</w:t>
+              <w:t>routes + midpoint</w:t>
             </w:r>
           </w:p>
         </w:tc>
@@ -1325,7 +1429,7 @@
           </w:tcPr>
           <w:p>
             <w:r>
-              <w:t>DNN</w:t>
+              <w:t>Live Weather</w:t>
             </w:r>
           </w:p>
         </w:tc>
@@ -1335,7 +1439,7 @@
           </w:tcPr>
           <w:p>
             <w:r>
-              <w:t>ShieldDNN training.</w:t>
+              <w:t>Open-Meteo auto mode; presets as fallback.</w:t>
             </w:r>
           </w:p>
         </w:tc>
@@ -1345,7 +1449,7 @@
           </w:tcPr>
           <w:p>
             <w:r>
-              <w:t>dnn_smart_shield.pt</w:t>
+              <w:t>E components</w:t>
             </w:r>
           </w:p>
         </w:tc>
@@ -1367,7 +1471,7 @@
           </w:tcPr>
           <w:p>
             <w:r>
-              <w:t>Model Selection</w:t>
+              <w:t>Live 511 Alerts</w:t>
             </w:r>
           </w:p>
         </w:tc>
@@ -1377,7 +1481,7 @@
           </w:tcPr>
           <w:p>
             <w:r>
-              <w:t>Compare; live test cases.</w:t>
+              <w:t>Ontario 511 events near route; force-scenario checkbox.</w:t>
             </w:r>
           </w:p>
         </w:tc>
@@ -1387,7 +1491,7 @@
           </w:tcPr>
           <w:p>
             <w:r>
-              <w:t>Final RF</w:t>
+              <w:t>T from alert text</w:t>
             </w:r>
           </w:p>
         </w:tc>
@@ -1399,7 +1503,7 @@
         <w:pStyle w:val="Heading3"/>
       </w:pPr>
       <w:r>
-        <w:t>LANE: Sprint 2 - Ethics</w:t>
+        <w:t>LANE: Demo UI and Scoring</w:t>
       </w:r>
     </w:p>
     <w:p>
@@ -1407,7 +1511,7 @@
         <w:rPr>
           <w:i/>
         </w:rPr>
-        <w:t>Sprint: Sprint 2  |  Sections: Section 7</w:t>
+        <w:t>Sprint: Deployment  |  Sections: demo/api_server.py + mobile_server.py</w:t>
       </w:r>
     </w:p>
     <w:tbl>
@@ -1481,7 +1585,7 @@
           </w:tcPr>
           <w:p>
             <w:r>
-              <w:t>Fairness Audit</w:t>
+              <w:t>Score Routes</w:t>
             </w:r>
           </w:p>
         </w:tc>
@@ -1491,7 +1595,7 @@
           </w:tcPr>
           <w:p>
             <w:r>
-              <w:t>Risk register; subgroup recall.</w:t>
+              <w:t>Fuse T+V+E; rank safest; advisory messages.</w:t>
             </w:r>
           </w:p>
         </w:tc>
@@ -1501,79 +1605,7 @@
           </w:tcPr>
           <w:p>
             <w:r>
-              <w:t>Ethics table</w:t>
-            </w:r>
-          </w:p>
-        </w:tc>
-      </w:tr>
-    </w:tbl>
-    <w:p/>
-    <w:p>
-      <w:pPr>
-        <w:pStyle w:val="Heading3"/>
-      </w:pPr>
-      <w:r>
-        <w:t>LANE: Sprint 3 - Multimodal Fusion</w:t>
-      </w:r>
-    </w:p>
-    <w:p>
-      <w:r>
-        <w:rPr>
-          <w:i/>
-        </w:rPr>
-        <w:t>Sprint: Sprint 3  |  Sections: Section 10</w:t>
-      </w:r>
-    </w:p>
-    <w:tbl>
-      <w:tblPr>
-        <w:tblStyle w:val="TableGrid"/>
-        <w:tblW w:type="auto" w:w="0"/>
-        <w:tblLook w:firstColumn="1" w:firstRow="1" w:lastColumn="0" w:lastRow="0" w:noHBand="0" w:noVBand="1" w:val="04A0"/>
-      </w:tblPr>
-      <w:tblGrid>
-        <w:gridCol w:w="2160"/>
-        <w:gridCol w:w="2160"/>
-        <w:gridCol w:w="2160"/>
-        <w:gridCol w:w="2160"/>
-      </w:tblGrid>
-      <w:tr>
-        <w:tc>
-          <w:tcPr>
-            <w:tcW w:type="dxa" w:w="2160"/>
-          </w:tcPr>
-          <w:p>
-            <w:r>
-              <w:t>Step</w:t>
-            </w:r>
-          </w:p>
-        </w:tc>
-        <w:tc>
-          <w:tcPr>
-            <w:tcW w:type="dxa" w:w="2160"/>
-          </w:tcPr>
-          <w:p>
-            <w:r>
-              <w:t>Action</w:t>
-            </w:r>
-          </w:p>
-        </w:tc>
-        <w:tc>
-          <w:tcPr>
-            <w:tcW w:type="dxa" w:w="2160"/>
-          </w:tcPr>
-          <w:p>
-            <w:r>
-              <w:t>What Happens</w:t>
-            </w:r>
-          </w:p>
-        </w:tc>
-        <w:tc>
-          <w:tcPr>
-            <w:tcW w:type="dxa" w:w="2160"/>
-          </w:tcPr>
-          <w:p>
-            <w:r>
-              <w:t>Key Output</w:t>
+              <w:t>safety_score cards</w:t>
             </w:r>
           </w:p>
         </w:tc>
@@ -1595,7 +1627,7 @@
           </w:tcPr>
           <w:p>
             <w:r>
-              <w:t>NLP Brain</w:t>
+              <w:t>Desktop Demo</w:t>
             </w:r>
           </w:p>
         </w:tc>
@@ -1605,7 +1637,7 @@
           </w:tcPr>
           <w:p>
             <w:r>
-              <w:t>TF-IDF alert scoring.</w:t>
+              <w:t>Leaflet map + sidebar; shared weather-picker.</w:t>
             </w:r>
           </w:p>
         </w:tc>
@@ -1615,7 +1647,7 @@
           </w:tcPr>
           <w:p>
             <w:r>
-              <w:t>T scores</w:t>
+              <w:t>localhost:5050</w:t>
             </w:r>
           </w:p>
         </w:tc>
@@ -1637,7 +1669,7 @@
           </w:tcPr>
           <w:p>
             <w:r>
-              <w:t>Safety Score</w:t>
+              <w:t>Mobile Demo</w:t>
             </w:r>
           </w:p>
         </w:tc>
@@ -1647,7 +1679,7 @@
           </w:tcPr>
           <w:p>
             <w:r>
-              <w:t>Fuse T+V+E.</w:t>
+              <w:t>Portrait map + bottom sheet; shared rendering.</w:t>
             </w:r>
           </w:p>
         </w:tc>
@@ -1657,205 +1689,7 @@
           </w:tcPr>
           <w:p>
             <w:r>
-              <w:t>S score dashboard</w:t>
-            </w:r>
-          </w:p>
-        </w:tc>
-      </w:tr>
-      <w:tr>
-        <w:tc>
-          <w:tcPr>
-            <w:tcW w:type="dxa" w:w="2160"/>
-          </w:tcPr>
-          <w:p>
-            <w:r>
-              <w:t>23</w:t>
-            </w:r>
-          </w:p>
-        </w:tc>
-        <w:tc>
-          <w:tcPr>
-            <w:tcW w:type="dxa" w:w="2160"/>
-          </w:tcPr>
-          <w:p>
-            <w:r>
-              <w:t>SHAP</w:t>
-            </w:r>
-          </w:p>
-        </w:tc>
-        <w:tc>
-          <w:tcPr>
-            <w:tcW w:type="dxa" w:w="2160"/>
-          </w:tcPr>
-          <w:p>
-            <w:r>
-              <w:t>Explainability plots.</w:t>
-            </w:r>
-          </w:p>
-        </w:tc>
-        <w:tc>
-          <w:tcPr>
-            <w:tcW w:type="dxa" w:w="2160"/>
-          </w:tcPr>
-          <w:p>
-            <w:r>
-              <w:t>SHAP deliverable</w:t>
-            </w:r>
-          </w:p>
-        </w:tc>
-      </w:tr>
-      <w:tr>
-        <w:tc>
-          <w:tcPr>
-            <w:tcW w:type="dxa" w:w="2160"/>
-          </w:tcPr>
-          <w:p>
-            <w:r>
-              <w:t>24</w:t>
-            </w:r>
-          </w:p>
-        </w:tc>
-        <w:tc>
-          <w:tcPr>
-            <w:tcW w:type="dxa" w:w="2160"/>
-          </w:tcPr>
-          <w:p>
-            <w:r>
-              <w:t>Deployment</w:t>
-            </w:r>
-          </w:p>
-        </w:tc>
-        <w:tc>
-          <w:tcPr>
-            <w:tcW w:type="dxa" w:w="2160"/>
-          </w:tcPr>
-          <w:p>
-            <w:r>
-              <w:t>Serialize models/.</w:t>
-            </w:r>
-          </w:p>
-        </w:tc>
-        <w:tc>
-          <w:tcPr>
-            <w:tcW w:type="dxa" w:w="2160"/>
-          </w:tcPr>
-          <w:p>
-            <w:r>
-              <w:t>Artifacts saved</w:t>
-            </w:r>
-          </w:p>
-        </w:tc>
-      </w:tr>
-    </w:tbl>
-    <w:p/>
-    <w:p>
-      <w:pPr>
-        <w:pStyle w:val="Heading3"/>
-      </w:pPr>
-      <w:r>
-        <w:t>LANE: Deployment</w:t>
-      </w:r>
-    </w:p>
-    <w:p>
-      <w:r>
-        <w:rPr>
-          <w:i/>
-        </w:rPr>
-        <w:t>Sprint: Post-Sprint 3  |  Sections: demo/</w:t>
-      </w:r>
-    </w:p>
-    <w:tbl>
-      <w:tblPr>
-        <w:tblStyle w:val="TableGrid"/>
-        <w:tblW w:type="auto" w:w="0"/>
-        <w:tblLook w:firstColumn="1" w:firstRow="1" w:lastColumn="0" w:lastRow="0" w:noHBand="0" w:noVBand="1" w:val="04A0"/>
-      </w:tblPr>
-      <w:tblGrid>
-        <w:gridCol w:w="2160"/>
-        <w:gridCol w:w="2160"/>
-        <w:gridCol w:w="2160"/>
-        <w:gridCol w:w="2160"/>
-      </w:tblGrid>
-      <w:tr>
-        <w:tc>
-          <w:tcPr>
-            <w:tcW w:type="dxa" w:w="2160"/>
-          </w:tcPr>
-          <w:p>
-            <w:r>
-              <w:t>Step</w:t>
-            </w:r>
-          </w:p>
-        </w:tc>
-        <w:tc>
-          <w:tcPr>
-            <w:tcW w:type="dxa" w:w="2160"/>
-          </w:tcPr>
-          <w:p>
-            <w:r>
-              <w:t>Action</w:t>
-            </w:r>
-          </w:p>
-        </w:tc>
-        <w:tc>
-          <w:tcPr>
-            <w:tcW w:type="dxa" w:w="2160"/>
-          </w:tcPr>
-          <w:p>
-            <w:r>
-              <w:t>What Happens</w:t>
-            </w:r>
-          </w:p>
-        </w:tc>
-        <w:tc>
-          <w:tcPr>
-            <w:tcW w:type="dxa" w:w="2160"/>
-          </w:tcPr>
-          <w:p>
-            <w:r>
-              <w:t>Key Output</w:t>
-            </w:r>
-          </w:p>
-        </w:tc>
-      </w:tr>
-      <w:tr>
-        <w:tc>
-          <w:tcPr>
-            <w:tcW w:type="dxa" w:w="2160"/>
-          </w:tcPr>
-          <w:p>
-            <w:r>
-              <w:t>25</w:t>
-            </w:r>
-          </w:p>
-        </w:tc>
-        <w:tc>
-          <w:tcPr>
-            <w:tcW w:type="dxa" w:w="2160"/>
-          </w:tcPr>
-          <w:p>
-            <w:r>
-              <w:t>Flask Demo</w:t>
-            </w:r>
-          </w:p>
-        </w:tc>
-        <w:tc>
-          <w:tcPr>
-            <w:tcW w:type="dxa" w:w="2160"/>
-          </w:tcPr>
-          <w:p>
-            <w:r>
-              <w:t>Map route scoring.</w:t>
-            </w:r>
-          </w:p>
-        </w:tc>
-        <w:tc>
-          <w:tcPr>
-            <w:tcW w:type="dxa" w:w="2160"/>
-          </w:tcPr>
-          <w:p>
-            <w:r>
-              <w:t>localhost:5050</w:t>
+              <w:t>localhost:5051</w:t>
             </w:r>
           </w:p>
         </w:tc>
@@ -1994,7 +1828,7 @@
           </w:tcPr>
           <w:p>
             <w:r>
-              <w:t>20%</w:t>
+              <w:t>22%</w:t>
             </w:r>
           </w:p>
         </w:tc>
